--- a/output/brydes/brydes_ipi_summary_table.docx
+++ b/output/brydes/brydes_ipi_summary_table.docx
@@ -204,55 +204,55 @@
                 <w:rFonts w:ascii="'Times New Roman'" w:hAnsi="'Times New Roman'"/>
                 <w:sz w:val="20"/>
               </w:rPr>
-              <w:t xml:space="default">30.060</w:t>
-            </w:r>
-          </w:p>
-        </w:tc>
-        <w:tc>
-          <w:tcPr>
-            <w:tcBorders>
-              <w:top w:val="single" w:space="0" w:color="D3D3D3"/>
-              <w:bottom w:val="single" w:space="0" w:color="D3D3D3"/>
-              <w:start w:val="single" w:space="0" w:color="D3D3D3"/>
-              <w:end w:val="single" w:space="0" w:color="D3D3D3"/>
-            </w:tcBorders>
-          </w:tcPr>
-          <w:p>
-            <w:pPr>
-              <w:spacing w:before="0" w:after="60"/>
-              <w:keepNext/>
-              <w:jc w:val="end"/>
-            </w:pPr>
-            <w:r>
-              <w:rPr>
-                <w:rFonts w:ascii="'Times New Roman'" w:hAnsi="'Times New Roman'"/>
-                <w:sz w:val="20"/>
-              </w:rPr>
-              <w:t xml:space="default">25.867</w:t>
-            </w:r>
-          </w:p>
-        </w:tc>
-        <w:tc>
-          <w:tcPr>
-            <w:tcBorders>
-              <w:top w:val="single" w:space="0" w:color="D3D3D3"/>
-              <w:bottom w:val="single" w:space="0" w:color="D3D3D3"/>
-              <w:start w:val="single" w:space="0" w:color="D3D3D3"/>
-              <w:end w:val="single" w:space="0" w:color="D3D3D3"/>
-            </w:tcBorders>
-          </w:tcPr>
-          <w:p>
-            <w:pPr>
-              <w:spacing w:before="0" w:after="60"/>
-              <w:keepNext/>
-              <w:jc w:val="end"/>
-            </w:pPr>
-            <w:r>
-              <w:rPr>
-                <w:rFonts w:ascii="'Times New Roman'" w:hAnsi="'Times New Roman'"/>
-                <w:sz w:val="20"/>
-              </w:rPr>
-              <w:t xml:space="default">14.56 - 59.7333</w:t>
+              <w:t xml:space="default">30.1</w:t>
+            </w:r>
+          </w:p>
+        </w:tc>
+        <w:tc>
+          <w:tcPr>
+            <w:tcBorders>
+              <w:top w:val="single" w:space="0" w:color="D3D3D3"/>
+              <w:bottom w:val="single" w:space="0" w:color="D3D3D3"/>
+              <w:start w:val="single" w:space="0" w:color="D3D3D3"/>
+              <w:end w:val="single" w:space="0" w:color="D3D3D3"/>
+            </w:tcBorders>
+          </w:tcPr>
+          <w:p>
+            <w:pPr>
+              <w:spacing w:before="0" w:after="60"/>
+              <w:keepNext/>
+              <w:jc w:val="end"/>
+            </w:pPr>
+            <w:r>
+              <w:rPr>
+                <w:rFonts w:ascii="'Times New Roman'" w:hAnsi="'Times New Roman'"/>
+                <w:sz w:val="20"/>
+              </w:rPr>
+              <w:t xml:space="default">25.9</w:t>
+            </w:r>
+          </w:p>
+        </w:tc>
+        <w:tc>
+          <w:tcPr>
+            <w:tcBorders>
+              <w:top w:val="single" w:space="0" w:color="D3D3D3"/>
+              <w:bottom w:val="single" w:space="0" w:color="D3D3D3"/>
+              <w:start w:val="single" w:space="0" w:color="D3D3D3"/>
+              <w:end w:val="single" w:space="0" w:color="D3D3D3"/>
+            </w:tcBorders>
+          </w:tcPr>
+          <w:p>
+            <w:pPr>
+              <w:spacing w:before="0" w:after="60"/>
+              <w:keepNext/>
+              <w:jc w:val="end"/>
+            </w:pPr>
+            <w:r>
+              <w:rPr>
+                <w:rFonts w:ascii="'Times New Roman'" w:hAnsi="'Times New Roman'"/>
+                <w:sz w:val="20"/>
+              </w:rPr>
+              <w:t xml:space="default">14.6 - 59.7</w:t>
             </w:r>
           </w:p>
         </w:tc>
@@ -329,55 +329,55 @@
                 <w:rFonts w:ascii="'Times New Roman'" w:hAnsi="'Times New Roman'"/>
                 <w:sz w:val="20"/>
               </w:rPr>
-              <w:t xml:space="default">25.716</w:t>
-            </w:r>
-          </w:p>
-        </w:tc>
-        <w:tc>
-          <w:tcPr>
-            <w:tcBorders>
-              <w:top w:val="single" w:space="0" w:color="D3D3D3"/>
-              <w:bottom w:val="single" w:space="0" w:color="D3D3D3"/>
-              <w:start w:val="single" w:space="0" w:color="D3D3D3"/>
-              <w:end w:val="single" w:space="0" w:color="D3D3D3"/>
-            </w:tcBorders>
-          </w:tcPr>
-          <w:p>
-            <w:pPr>
-              <w:spacing w:before="0" w:after="60"/>
-              <w:keepNext/>
-              <w:jc w:val="end"/>
-            </w:pPr>
-            <w:r>
-              <w:rPr>
-                <w:rFonts w:ascii="'Times New Roman'" w:hAnsi="'Times New Roman'"/>
-                <w:sz w:val="20"/>
-              </w:rPr>
-              <w:t xml:space="default">24.907</w:t>
-            </w:r>
-          </w:p>
-        </w:tc>
-        <w:tc>
-          <w:tcPr>
-            <w:tcBorders>
-              <w:top w:val="single" w:space="0" w:color="D3D3D3"/>
-              <w:bottom w:val="single" w:space="0" w:color="D3D3D3"/>
-              <w:start w:val="single" w:space="0" w:color="D3D3D3"/>
-              <w:end w:val="single" w:space="0" w:color="D3D3D3"/>
-            </w:tcBorders>
-          </w:tcPr>
-          <w:p>
-            <w:pPr>
-              <w:spacing w:before="0" w:after="60"/>
-              <w:keepNext/>
-              <w:jc w:val="end"/>
-            </w:pPr>
-            <w:r>
-              <w:rPr>
-                <w:rFonts w:ascii="'Times New Roman'" w:hAnsi="'Times New Roman'"/>
-                <w:sz w:val="20"/>
-              </w:rPr>
-              <w:t xml:space="default">18.88 - 46.1867</w:t>
+              <w:t xml:space="default">25.7</w:t>
+            </w:r>
+          </w:p>
+        </w:tc>
+        <w:tc>
+          <w:tcPr>
+            <w:tcBorders>
+              <w:top w:val="single" w:space="0" w:color="D3D3D3"/>
+              <w:bottom w:val="single" w:space="0" w:color="D3D3D3"/>
+              <w:start w:val="single" w:space="0" w:color="D3D3D3"/>
+              <w:end w:val="single" w:space="0" w:color="D3D3D3"/>
+            </w:tcBorders>
+          </w:tcPr>
+          <w:p>
+            <w:pPr>
+              <w:spacing w:before="0" w:after="60"/>
+              <w:keepNext/>
+              <w:jc w:val="end"/>
+            </w:pPr>
+            <w:r>
+              <w:rPr>
+                <w:rFonts w:ascii="'Times New Roman'" w:hAnsi="'Times New Roman'"/>
+                <w:sz w:val="20"/>
+              </w:rPr>
+              <w:t xml:space="default">24.9</w:t>
+            </w:r>
+          </w:p>
+        </w:tc>
+        <w:tc>
+          <w:tcPr>
+            <w:tcBorders>
+              <w:top w:val="single" w:space="0" w:color="D3D3D3"/>
+              <w:bottom w:val="single" w:space="0" w:color="D3D3D3"/>
+              <w:start w:val="single" w:space="0" w:color="D3D3D3"/>
+              <w:end w:val="single" w:space="0" w:color="D3D3D3"/>
+            </w:tcBorders>
+          </w:tcPr>
+          <w:p>
+            <w:pPr>
+              <w:spacing w:before="0" w:after="60"/>
+              <w:keepNext/>
+              <w:jc w:val="end"/>
+            </w:pPr>
+            <w:r>
+              <w:rPr>
+                <w:rFonts w:ascii="'Times New Roman'" w:hAnsi="'Times New Roman'"/>
+                <w:sz w:val="20"/>
+              </w:rPr>
+              <w:t xml:space="default">18.9 - 46.2</w:t>
             </w:r>
           </w:p>
         </w:tc>
@@ -454,55 +454,55 @@
                 <w:rFonts w:ascii="'Times New Roman'" w:hAnsi="'Times New Roman'"/>
                 <w:sz w:val="20"/>
               </w:rPr>
-              <w:t xml:space="default">24.868</w:t>
-            </w:r>
-          </w:p>
-        </w:tc>
-        <w:tc>
-          <w:tcPr>
-            <w:tcBorders>
-              <w:top w:val="single" w:space="0" w:color="D3D3D3"/>
-              <w:bottom w:val="single" w:space="0" w:color="D3D3D3"/>
-              <w:start w:val="single" w:space="0" w:color="D3D3D3"/>
-              <w:end w:val="single" w:space="0" w:color="D3D3D3"/>
-            </w:tcBorders>
-          </w:tcPr>
-          <w:p>
-            <w:pPr>
-              <w:spacing w:before="0" w:after="60"/>
-              <w:keepNext/>
-              <w:jc w:val="end"/>
-            </w:pPr>
-            <w:r>
-              <w:rPr>
-                <w:rFonts w:ascii="'Times New Roman'" w:hAnsi="'Times New Roman'"/>
-                <w:sz w:val="20"/>
-              </w:rPr>
-              <w:t xml:space="default">23.360</w:t>
-            </w:r>
-          </w:p>
-        </w:tc>
-        <w:tc>
-          <w:tcPr>
-            <w:tcBorders>
-              <w:top w:val="single" w:space="0" w:color="D3D3D3"/>
-              <w:bottom w:val="single" w:space="0" w:color="D3D3D3"/>
-              <w:start w:val="single" w:space="0" w:color="D3D3D3"/>
-              <w:end w:val="single" w:space="0" w:color="D3D3D3"/>
-            </w:tcBorders>
-          </w:tcPr>
-          <w:p>
-            <w:pPr>
-              <w:spacing w:before="0" w:after="60"/>
-              <w:keepNext/>
-              <w:jc w:val="end"/>
-            </w:pPr>
-            <w:r>
-              <w:rPr>
-                <w:rFonts w:ascii="'Times New Roman'" w:hAnsi="'Times New Roman'"/>
-                <w:sz w:val="20"/>
-              </w:rPr>
-              <w:t xml:space="default">14.2933 - 58.0267</w:t>
+              <w:t xml:space="default">24.9</w:t>
+            </w:r>
+          </w:p>
+        </w:tc>
+        <w:tc>
+          <w:tcPr>
+            <w:tcBorders>
+              <w:top w:val="single" w:space="0" w:color="D3D3D3"/>
+              <w:bottom w:val="single" w:space="0" w:color="D3D3D3"/>
+              <w:start w:val="single" w:space="0" w:color="D3D3D3"/>
+              <w:end w:val="single" w:space="0" w:color="D3D3D3"/>
+            </w:tcBorders>
+          </w:tcPr>
+          <w:p>
+            <w:pPr>
+              <w:spacing w:before="0" w:after="60"/>
+              <w:keepNext/>
+              <w:jc w:val="end"/>
+            </w:pPr>
+            <w:r>
+              <w:rPr>
+                <w:rFonts w:ascii="'Times New Roman'" w:hAnsi="'Times New Roman'"/>
+                <w:sz w:val="20"/>
+              </w:rPr>
+              <w:t xml:space="default">23.4</w:t>
+            </w:r>
+          </w:p>
+        </w:tc>
+        <w:tc>
+          <w:tcPr>
+            <w:tcBorders>
+              <w:top w:val="single" w:space="0" w:color="D3D3D3"/>
+              <w:bottom w:val="single" w:space="0" w:color="D3D3D3"/>
+              <w:start w:val="single" w:space="0" w:color="D3D3D3"/>
+              <w:end w:val="single" w:space="0" w:color="D3D3D3"/>
+            </w:tcBorders>
+          </w:tcPr>
+          <w:p>
+            <w:pPr>
+              <w:spacing w:before="0" w:after="60"/>
+              <w:keepNext/>
+              <w:jc w:val="end"/>
+            </w:pPr>
+            <w:r>
+              <w:rPr>
+                <w:rFonts w:ascii="'Times New Roman'" w:hAnsi="'Times New Roman'"/>
+                <w:sz w:val="20"/>
+              </w:rPr>
+              <w:t xml:space="default">14.3 - 58.0</w:t>
             </w:r>
           </w:p>
         </w:tc>
@@ -579,55 +579,55 @@
                 <w:rFonts w:ascii="'Times New Roman'" w:hAnsi="'Times New Roman'"/>
                 <w:sz w:val="20"/>
               </w:rPr>
-              <w:t xml:space="default">35.681</w:t>
-            </w:r>
-          </w:p>
-        </w:tc>
-        <w:tc>
-          <w:tcPr>
-            <w:tcBorders>
-              <w:top w:val="single" w:space="0" w:color="D3D3D3"/>
-              <w:bottom w:val="single" w:space="0" w:color="D3D3D3"/>
-              <w:start w:val="single" w:space="0" w:color="D3D3D3"/>
-              <w:end w:val="single" w:space="0" w:color="D3D3D3"/>
-            </w:tcBorders>
-          </w:tcPr>
-          <w:p>
-            <w:pPr>
-              <w:spacing w:before="0" w:after="60"/>
-              <w:keepNext/>
-              <w:jc w:val="end"/>
-            </w:pPr>
-            <w:r>
-              <w:rPr>
-                <w:rFonts w:ascii="'Times New Roman'" w:hAnsi="'Times New Roman'"/>
-                <w:sz w:val="20"/>
-              </w:rPr>
-              <w:t xml:space="default">39.268</w:t>
-            </w:r>
-          </w:p>
-        </w:tc>
-        <w:tc>
-          <w:tcPr>
-            <w:tcBorders>
-              <w:top w:val="single" w:space="0" w:color="D3D3D3"/>
-              <w:bottom w:val="single" w:space="0" w:color="D3D3D3"/>
-              <w:start w:val="single" w:space="0" w:color="D3D3D3"/>
-              <w:end w:val="single" w:space="0" w:color="D3D3D3"/>
-            </w:tcBorders>
-          </w:tcPr>
-          <w:p>
-            <w:pPr>
-              <w:spacing w:before="0" w:after="60"/>
-              <w:keepNext/>
-              <w:jc w:val="end"/>
-            </w:pPr>
-            <w:r>
-              <w:rPr>
-                <w:rFonts w:ascii="'Times New Roman'" w:hAnsi="'Times New Roman'"/>
-                <w:sz w:val="20"/>
-              </w:rPr>
-              <w:t xml:space="default">2.3281 - 59.7553</w:t>
+              <w:t xml:space="default">35.7</w:t>
+            </w:r>
+          </w:p>
+        </w:tc>
+        <w:tc>
+          <w:tcPr>
+            <w:tcBorders>
+              <w:top w:val="single" w:space="0" w:color="D3D3D3"/>
+              <w:bottom w:val="single" w:space="0" w:color="D3D3D3"/>
+              <w:start w:val="single" w:space="0" w:color="D3D3D3"/>
+              <w:end w:val="single" w:space="0" w:color="D3D3D3"/>
+            </w:tcBorders>
+          </w:tcPr>
+          <w:p>
+            <w:pPr>
+              <w:spacing w:before="0" w:after="60"/>
+              <w:keepNext/>
+              <w:jc w:val="end"/>
+            </w:pPr>
+            <w:r>
+              <w:rPr>
+                <w:rFonts w:ascii="'Times New Roman'" w:hAnsi="'Times New Roman'"/>
+                <w:sz w:val="20"/>
+              </w:rPr>
+              <w:t xml:space="default">39.3</w:t>
+            </w:r>
+          </w:p>
+        </w:tc>
+        <w:tc>
+          <w:tcPr>
+            <w:tcBorders>
+              <w:top w:val="single" w:space="0" w:color="D3D3D3"/>
+              <w:bottom w:val="single" w:space="0" w:color="D3D3D3"/>
+              <w:start w:val="single" w:space="0" w:color="D3D3D3"/>
+              <w:end w:val="single" w:space="0" w:color="D3D3D3"/>
+            </w:tcBorders>
+          </w:tcPr>
+          <w:p>
+            <w:pPr>
+              <w:spacing w:before="0" w:after="60"/>
+              <w:keepNext/>
+              <w:jc w:val="end"/>
+            </w:pPr>
+            <w:r>
+              <w:rPr>
+                <w:rFonts w:ascii="'Times New Roman'" w:hAnsi="'Times New Roman'"/>
+                <w:sz w:val="20"/>
+              </w:rPr>
+              <w:t xml:space="default">2.3 - 59.8</w:t>
             </w:r>
           </w:p>
         </w:tc>
@@ -704,55 +704,55 @@
                 <w:rFonts w:ascii="'Times New Roman'" w:hAnsi="'Times New Roman'"/>
                 <w:sz w:val="20"/>
               </w:rPr>
-              <w:t xml:space="default">32.196</w:t>
-            </w:r>
-          </w:p>
-        </w:tc>
-        <w:tc>
-          <w:tcPr>
-            <w:tcBorders>
-              <w:top w:val="single" w:space="0" w:color="D3D3D3"/>
-              <w:bottom w:val="single" w:space="0" w:color="D3D3D3"/>
-              <w:start w:val="single" w:space="0" w:color="D3D3D3"/>
-              <w:end w:val="single" w:space="0" w:color="D3D3D3"/>
-            </w:tcBorders>
-          </w:tcPr>
-          <w:p>
-            <w:pPr>
-              <w:spacing w:before="0" w:after="60"/>
-              <w:keepNext/>
-              <w:jc w:val="end"/>
-            </w:pPr>
-            <w:r>
-              <w:rPr>
-                <w:rFonts w:ascii="'Times New Roman'" w:hAnsi="'Times New Roman'"/>
-                <w:sz w:val="20"/>
-              </w:rPr>
-              <w:t xml:space="default">32.960</w:t>
-            </w:r>
-          </w:p>
-        </w:tc>
-        <w:tc>
-          <w:tcPr>
-            <w:tcBorders>
-              <w:top w:val="single" w:space="0" w:color="D3D3D3"/>
-              <w:bottom w:val="single" w:space="0" w:color="D3D3D3"/>
-              <w:start w:val="single" w:space="0" w:color="D3D3D3"/>
-              <w:end w:val="single" w:space="0" w:color="D3D3D3"/>
-            </w:tcBorders>
-          </w:tcPr>
-          <w:p>
-            <w:pPr>
-              <w:spacing w:before="0" w:after="60"/>
-              <w:keepNext/>
-              <w:jc w:val="end"/>
-            </w:pPr>
-            <w:r>
-              <w:rPr>
-                <w:rFonts w:ascii="'Times New Roman'" w:hAnsi="'Times New Roman'"/>
-                <w:sz w:val="20"/>
-              </w:rPr>
-              <w:t xml:space="default">15.6266 - 52.4267</w:t>
+              <w:t xml:space="default">32.2</w:t>
+            </w:r>
+          </w:p>
+        </w:tc>
+        <w:tc>
+          <w:tcPr>
+            <w:tcBorders>
+              <w:top w:val="single" w:space="0" w:color="D3D3D3"/>
+              <w:bottom w:val="single" w:space="0" w:color="D3D3D3"/>
+              <w:start w:val="single" w:space="0" w:color="D3D3D3"/>
+              <w:end w:val="single" w:space="0" w:color="D3D3D3"/>
+            </w:tcBorders>
+          </w:tcPr>
+          <w:p>
+            <w:pPr>
+              <w:spacing w:before="0" w:after="60"/>
+              <w:keepNext/>
+              <w:jc w:val="end"/>
+            </w:pPr>
+            <w:r>
+              <w:rPr>
+                <w:rFonts w:ascii="'Times New Roman'" w:hAnsi="'Times New Roman'"/>
+                <w:sz w:val="20"/>
+              </w:rPr>
+              <w:t xml:space="default">33.0</w:t>
+            </w:r>
+          </w:p>
+        </w:tc>
+        <w:tc>
+          <w:tcPr>
+            <w:tcBorders>
+              <w:top w:val="single" w:space="0" w:color="D3D3D3"/>
+              <w:bottom w:val="single" w:space="0" w:color="D3D3D3"/>
+              <w:start w:val="single" w:space="0" w:color="D3D3D3"/>
+              <w:end w:val="single" w:space="0" w:color="D3D3D3"/>
+            </w:tcBorders>
+          </w:tcPr>
+          <w:p>
+            <w:pPr>
+              <w:spacing w:before="0" w:after="60"/>
+              <w:keepNext/>
+              <w:jc w:val="end"/>
+            </w:pPr>
+            <w:r>
+              <w:rPr>
+                <w:rFonts w:ascii="'Times New Roman'" w:hAnsi="'Times New Roman'"/>
+                <w:sz w:val="20"/>
+              </w:rPr>
+              <w:t xml:space="default">15.6 - 52.4</w:t>
             </w:r>
           </w:p>
         </w:tc>
